--- a/samples/gold-btc-comparison/artifacts/gold_btc_comparison_docx_v1.docx
+++ b/samples/gold-btc-comparison/artifacts/gold_btc_comparison_docx_v1.docx
@@ -16,7 +16,7 @@
           <w:color w:val="6B778C"/>
           <w:sz w:val="18"/>
         </w:rPr>
-        <w:t>基于变化点检测与事件对齐的双标的策略研究报告　生成于 2026-07-05 08:32 UTC　｜　本报告为研究复盘工具，不构成投资建议</w:t>
+        <w:t>基于变化点检测与事件对齐的双标的策略研究报告　生成于 2026-07-05 11:07 UTC　｜　本报告为研究复盘工具，不构成投资建议</w:t>
       </w:r>
     </w:p>
     <w:p>
@@ -52,7 +52,7 @@
           <w:sz w:val="16"/>
           <w:vertAlign w:val="superscript"/>
         </w:rPr>
-        <w:t>［溯源：ev-s-20260705-745a-1、ev-s-20260705-745a-3、ev-s-20260705-745a-2、ev-s-20260705-745a-11、ev-s-20260705-745a-4、ev-s-20260705-745a-6］</w:t>
+        <w:t>［溯源：ev-s-20260705-745a-1、ev-s-20260705-745a-3、ev-s-20260705-745a-2、ev-s-20260705-745a-11、ev-s-20260705-745a-4、ev-s-20260705-745a-6、ev-s-20260705-745a-39］</w:t>
       </w:r>
     </w:p>
     <w:p>
@@ -88,7 +88,7 @@
           <w:sz w:val="16"/>
           <w:vertAlign w:val="superscript"/>
         </w:rPr>
-        <w:t>［溯源：ev-s-20260705-745a-1、ev-s-20260705-745a-2、ev-s-20260705-745a-3］</w:t>
+        <w:t>［溯源：ev-s-20260705-745a-1、ev-s-20260705-745a-2、ev-s-20260705-745a-3、ev-s-20260705-745a-39］</w:t>
       </w:r>
     </w:p>
     <w:p>
@@ -406,7 +406,7 @@
           <w:sz w:val="16"/>
           <w:vertAlign w:val="superscript"/>
         </w:rPr>
-        <w:t>［溯源：ev-s-20260705-745a-1、ev-s-20260705-745a-2、ev-s-20260705-745a-3］</w:t>
+        <w:t>［溯源：ev-s-20260705-745a-1、ev-s-20260705-745a-2、ev-s-20260705-745a-3、ev-s-20260705-745a-39］</w:t>
       </w:r>
     </w:p>
     <w:p>
@@ -2229,7 +2229,7 @@
           <w:sz w:val="16"/>
           <w:vertAlign w:val="superscript"/>
         </w:rPr>
-        <w:t>［溯源：ev-s-20260705-745a-3、ev-s-20260705-745a-2、ev-s-20260705-745a-29、ev-s-20260705-745a-9、ev-s-20260705-745a-24、ev-s-20260705-745a-8、ev-s-20260705-745a-1］</w:t>
+        <w:t>［溯源：ev-s-20260705-745a-3、ev-s-20260705-745a-2、ev-s-20260705-745a-29、ev-s-20260705-745a-9、ev-s-20260705-745a-24、ev-s-20260705-745a-8、ev-s-20260705-745a-1、ev-s-20260705-745a-39］</w:t>
       </w:r>
     </w:p>
     <w:p>
@@ -2275,7 +2275,7 @@
           <w:sz w:val="16"/>
           <w:vertAlign w:val="superscript"/>
         </w:rPr>
-        <w:t>［溯源：ev-s-20260705-745a-3、ev-s-20260705-745a-2、ev-s-20260705-745a-9、ev-s-20260705-745a-1］</w:t>
+        <w:t>［溯源：ev-s-20260705-745a-3、ev-s-20260705-745a-2、ev-s-20260705-745a-9、ev-s-20260705-745a-1、ev-s-20260705-745a-39］</w:t>
       </w:r>
     </w:p>
     <w:p>
@@ -4090,7 +4090,7 @@
         <w:t>ev-s-20260705-745a-2</w:t>
       </w:r>
       <w:r>
-        <w:t>［computation］evidence:ev-s-20260705-745a-1　抓取于 2026-07-05T08:16:14+00:00　查询：{'params': {'trend_window': 20, 'trend_min_slope': 0.001, 'zscore_window': 21, 'zscore_threshold': 2.0, 'swing_threshold': 0.15, 'volume_window': 60, 'volume_multiple': 3.0, 'merge_window_days': 10}, 'rows': 1826}</w:t>
+        <w:t>［computation］evidence:ev-s-20260705-745a-39　抓取于 2026-07-05T08:16:14+00:00　查询：{'params': {'trend_window': 20, 'trend_min_slope': 0.001, 'zscore_window': 21, 'zscore_threshold': 2.0, 'swing_threshold': 0.15, 'volume_window': 60, 'volume_multiple': 3.0, 'merge_window_days': 10}, 'rows': 1826}</w:t>
       </w:r>
     </w:p>
     <w:p>
@@ -4597,6 +4597,20 @@
         <w:t>［search］https://www.nytimes.com/2021/09/24/business/china-cryptocurrency-bitcoin.html　抓取于 2026-07-05T08:22:01+00:00　查询：{'query': 'China crypto ban September 2021 bitcoin mining', 'backend': 'tavily', 'max_results': 5}</w:t>
       </w:r>
     </w:p>
+    <w:p>
+      <w:pPr>
+        <w:pStyle w:val="ListBullet"/>
+      </w:pPr>
+      <w:r>
+        <w:rPr>
+          <w:b/>
+        </w:rPr>
+        <w:t>ev-s-20260705-745a-39</w:t>
+      </w:r>
+      <w:r>
+        <w:t>［market_data］https://query2.finance.yahoo.com/v8/finance/chart/BTC-USD?period1=1625443200&amp;period2=1783296000&amp;interval=1d&amp;events=history　抓取于 2026-07-05T08:16:06+00:00　查询：{'ticker': 'BTC-USD', 'start': '2021-07-05', 'end': '2026-07-05', 'source': 'Yahoo Finance (query2)'}</w:t>
+      </w:r>
+    </w:p>
     <w:sectPr>
       <w:pgSz w:w="12240" w:h="15840"/>
       <w:pgMar w:top="1440" w:right="1800" w:bottom="1440" w:left="1800" w:header="720" w:footer="720" w:gutter="0"/>

--- a/samples/gold-btc-comparison/artifacts/gold_btc_comparison_docx_v1.docx
+++ b/samples/gold-btc-comparison/artifacts/gold_btc_comparison_docx_v1.docx
@@ -16,7 +16,7 @@
           <w:color w:val="6B778C"/>
           <w:sz w:val="18"/>
         </w:rPr>
-        <w:t>基于变化点检测与事件对齐的双标的策略研究报告　生成于 2026-07-05 11:07 UTC　｜　本报告为研究复盘工具，不构成投资建议</w:t>
+        <w:t>基于变化点检测与事件对齐的双标的策略研究报告　生成于 2026-07-05 11:49 UTC　｜　本报告为研究复盘工具，不构成投资建议</w:t>
       </w:r>
     </w:p>
     <w:p>
@@ -4076,7 +4076,20 @@
         <w:t>ev-s-20260705-745a-1</w:t>
       </w:r>
       <w:r>
-        <w:t>［market_data］https://query2.finance.yahoo.com/v8/finance/chart/GC=F?period1=1625443200&amp;period2=1783296000&amp;interval=1d&amp;events=history　抓取于 2026-07-05T08:16:06+00:00　查询：{'ticker': 'GC=F', 'start': '2021-07-05', 'end': '2026-07-05', 'source': 'Yahoo Finance (query2)'}</w:t>
+        <w:t>［market_data］</w:t>
+      </w:r>
+      <w:hyperlink r:id="rId9">
+        <w:r>
+          <w:rPr>
+            <w:rFonts w:ascii="Helvetica Neue" w:hAnsi="Helvetica Neue" w:cs="Helvetica Neue" w:eastAsia="PingFang SC" w:hint="eastAsia"/>
+            <w:color w:val="0563C1"/>
+            <w:u w:val="single"/>
+          </w:rPr>
+          <w:t>https://query2.finance.yahoo.com/v8/finance/chart/GC=F?period1=1625443200&amp;period2=1783296000&amp;interval=1d&amp;events=history</w:t>
+        </w:r>
+      </w:hyperlink>
+      <w:r>
+        <w:t xml:space="preserve">　抓取于 2026-07-05T08:16:06+00:00　查询：{'ticker': 'GC=F', 'start': '2021-07-05', 'end': '2026-07-05', 'source': 'Yahoo Finance (query2)'}</w:t>
       </w:r>
     </w:p>
     <w:p>
@@ -4090,7 +4103,13 @@
         <w:t>ev-s-20260705-745a-2</w:t>
       </w:r>
       <w:r>
-        <w:t>［computation］evidence:ev-s-20260705-745a-39　抓取于 2026-07-05T08:16:14+00:00　查询：{'params': {'trend_window': 20, 'trend_min_slope': 0.001, 'zscore_window': 21, 'zscore_threshold': 2.0, 'swing_threshold': 0.15, 'volume_window': 60, 'volume_multiple': 3.0, 'merge_window_days': 10}, 'rows': 1826}</w:t>
+        <w:t>［computation］</w:t>
+      </w:r>
+      <w:r>
+        <w:t>evidence:ev-s-20260705-745a-39</w:t>
+      </w:r>
+      <w:r>
+        <w:t xml:space="preserve">　抓取于 2026-07-05T08:16:14+00:00　查询：{'params': {'trend_window': 20, 'trend_min_slope': 0.001, 'zscore_window': 21, 'zscore_threshold': 2.0, 'swing_threshold': 0.15, 'volume_window': 60, 'volume_multiple': 3.0, 'merge_window_days': 10}, 'rows': 1826}</w:t>
       </w:r>
     </w:p>
     <w:p>
@@ -4104,7 +4123,13 @@
         <w:t>ev-s-20260705-745a-3</w:t>
       </w:r>
       <w:r>
-        <w:t>［computation］evidence:ev-s-20260705-745a-1　抓取于 2026-07-05T08:16:14+00:00　查询：{'params': {'trend_window': 20, 'trend_min_slope': 0.001, 'zscore_window': 21, 'zscore_threshold': 2.0, 'swing_threshold': 0.15, 'volume_window': 60, 'volume_multiple': 3.0, 'merge_window_days': 10}, 'rows': 1257}</w:t>
+        <w:t>［computation］</w:t>
+      </w:r>
+      <w:r>
+        <w:t>evidence:ev-s-20260705-745a-1</w:t>
+      </w:r>
+      <w:r>
+        <w:t xml:space="preserve">　抓取于 2026-07-05T08:16:14+00:00　查询：{'params': {'trend_window': 20, 'trend_min_slope': 0.001, 'zscore_window': 21, 'zscore_threshold': 2.0, 'swing_threshold': 0.15, 'volume_window': 60, 'volume_multiple': 3.0, 'merge_window_days': 10}, 'rows': 1257}</w:t>
       </w:r>
     </w:p>
     <w:p>
@@ -4118,7 +4143,20 @@
         <w:t>ev-s-20260705-745a-4</w:t>
       </w:r>
       <w:r>
-        <w:t>［search］https://tokentax.co/blog/ftx-collapse　抓取于 2026-07-05T08:18:20+00:00　查询：{'query': 'FTX collapse date November 2022', 'backend': 'tavily', 'max_results': 5}</w:t>
+        <w:t>［search］</w:t>
+      </w:r>
+      <w:hyperlink r:id="rId10">
+        <w:r>
+          <w:rPr>
+            <w:rFonts w:ascii="Helvetica Neue" w:hAnsi="Helvetica Neue" w:cs="Helvetica Neue" w:eastAsia="PingFang SC" w:hint="eastAsia"/>
+            <w:color w:val="0563C1"/>
+            <w:u w:val="single"/>
+          </w:rPr>
+          <w:t>https://tokentax.co/blog/ftx-collapse</w:t>
+        </w:r>
+      </w:hyperlink>
+      <w:r>
+        <w:t xml:space="preserve">　抓取于 2026-07-05T08:18:20+00:00　查询：{'query': 'FTX collapse date November 2022', 'backend': 'tavily', 'max_results': 5}</w:t>
       </w:r>
     </w:p>
     <w:p>
@@ -4132,7 +4170,20 @@
         <w:t>ev-s-20260705-745a-5</w:t>
       </w:r>
       <w:r>
-        <w:t>［search］https://www.history.com/this-day-in-history/november-30/chatgpt-released-openai　抓取于 2026-07-05T08:18:21+00:00　查询：{'query': 'ChatGPT release date November 2022', 'backend': 'tavily', 'max_results': 5}</w:t>
+        <w:t>［search］</w:t>
+      </w:r>
+      <w:hyperlink r:id="rId11">
+        <w:r>
+          <w:rPr>
+            <w:rFonts w:ascii="Helvetica Neue" w:hAnsi="Helvetica Neue" w:cs="Helvetica Neue" w:eastAsia="PingFang SC" w:hint="eastAsia"/>
+            <w:color w:val="0563C1"/>
+            <w:u w:val="single"/>
+          </w:rPr>
+          <w:t>https://www.history.com/this-day-in-history/november-30/chatgpt-released-openai</w:t>
+        </w:r>
+      </w:hyperlink>
+      <w:r>
+        <w:t xml:space="preserve">　抓取于 2026-07-05T08:18:21+00:00　查询：{'query': 'ChatGPT release date November 2022', 'backend': 'tavily', 'max_results': 5}</w:t>
       </w:r>
     </w:p>
     <w:p>
@@ -4146,7 +4197,20 @@
         <w:t>ev-s-20260705-745a-6</w:t>
       </w:r>
       <w:r>
-        <w:t>［search］https://en.wikipedia.org/wiki/Collapse_of_Silicon_Valley_Bank　抓取于 2026-07-05T08:18:21+00:00　查询：{'query': 'Silicon Valley Bank collapse date March 2023', 'backend': 'tavily', 'max_results': 5}</w:t>
+        <w:t>［search］</w:t>
+      </w:r>
+      <w:hyperlink r:id="rId12">
+        <w:r>
+          <w:rPr>
+            <w:rFonts w:ascii="Helvetica Neue" w:hAnsi="Helvetica Neue" w:cs="Helvetica Neue" w:eastAsia="PingFang SC" w:hint="eastAsia"/>
+            <w:color w:val="0563C1"/>
+            <w:u w:val="single"/>
+          </w:rPr>
+          <w:t>https://en.wikipedia.org/wiki/Collapse_of_Silicon_Valley_Bank</w:t>
+        </w:r>
+      </w:hyperlink>
+      <w:r>
+        <w:t xml:space="preserve">　抓取于 2026-07-05T08:18:21+00:00　查询：{'query': 'Silicon Valley Bank collapse date March 2023', 'backend': 'tavily', 'max_results': 5}</w:t>
       </w:r>
     </w:p>
     <w:p>
@@ -4160,7 +4224,20 @@
         <w:t>ev-s-20260705-745a-7</w:t>
       </w:r>
       <w:r>
-        <w:t>［search］https://en.wikipedia.org/wiki/DeepSeek　抓取于 2026-07-05T08:18:29+00:00　查询：{'query': 'DeepSeek AI launch date January 2025', 'backend': 'tavily', 'max_results': 5}</w:t>
+        <w:t>［search］</w:t>
+      </w:r>
+      <w:hyperlink r:id="rId13">
+        <w:r>
+          <w:rPr>
+            <w:rFonts w:ascii="Helvetica Neue" w:hAnsi="Helvetica Neue" w:cs="Helvetica Neue" w:eastAsia="PingFang SC" w:hint="eastAsia"/>
+            <w:color w:val="0563C1"/>
+            <w:u w:val="single"/>
+          </w:rPr>
+          <w:t>https://en.wikipedia.org/wiki/DeepSeek</w:t>
+        </w:r>
+      </w:hyperlink>
+      <w:r>
+        <w:t xml:space="preserve">　抓取于 2026-07-05T08:18:29+00:00　查询：{'query': 'DeepSeek AI launch date January 2025', 'backend': 'tavily', 'max_results': 5}</w:t>
       </w:r>
     </w:p>
     <w:p>
@@ -4174,7 +4251,20 @@
         <w:t>ev-s-20260705-745a-8</w:t>
       </w:r>
       <w:r>
-        <w:t>［search］https://www.lseg.com/en/ftse-russell/research/bitcoin-halving　抓取于 2026-07-05T08:18:36+00:00　查询：{'query': 'Bitcoin halving 2024 date', 'backend': 'tavily', 'max_results': 5}</w:t>
+        <w:t>［search］</w:t>
+      </w:r>
+      <w:hyperlink r:id="rId14">
+        <w:r>
+          <w:rPr>
+            <w:rFonts w:ascii="Helvetica Neue" w:hAnsi="Helvetica Neue" w:cs="Helvetica Neue" w:eastAsia="PingFang SC" w:hint="eastAsia"/>
+            <w:color w:val="0563C1"/>
+            <w:u w:val="single"/>
+          </w:rPr>
+          <w:t>https://www.lseg.com/en/ftse-russell/research/bitcoin-halving</w:t>
+        </w:r>
+      </w:hyperlink>
+      <w:r>
+        <w:t xml:space="preserve">　抓取于 2026-07-05T08:18:36+00:00　查询：{'query': 'Bitcoin halving 2024 date', 'backend': 'tavily', 'max_results': 5}</w:t>
       </w:r>
     </w:p>
     <w:p>
@@ -4188,7 +4278,20 @@
         <w:t>ev-s-20260705-745a-9</w:t>
       </w:r>
       <w:r>
-        <w:t>［search］https://bitbo.io/calendar/etfs　抓取于 2026-07-05T08:18:37+00:00　查询：{'query': 'Bitcoin ETF SEC approval date January 2024', 'backend': 'tavily', 'max_results': 5}</w:t>
+        <w:t>［search］</w:t>
+      </w:r>
+      <w:hyperlink r:id="rId15">
+        <w:r>
+          <w:rPr>
+            <w:rFonts w:ascii="Helvetica Neue" w:hAnsi="Helvetica Neue" w:cs="Helvetica Neue" w:eastAsia="PingFang SC" w:hint="eastAsia"/>
+            <w:color w:val="0563C1"/>
+            <w:u w:val="single"/>
+          </w:rPr>
+          <w:t>https://bitbo.io/calendar/etfs</w:t>
+        </w:r>
+      </w:hyperlink>
+      <w:r>
+        <w:t xml:space="preserve">　抓取于 2026-07-05T08:18:37+00:00　查询：{'query': 'Bitcoin ETF SEC approval date January 2024', 'backend': 'tavily', 'max_results': 5}</w:t>
       </w:r>
     </w:p>
     <w:p>
@@ -4202,7 +4305,20 @@
         <w:t>ev-s-20260705-745a-10</w:t>
       </w:r>
       <w:r>
-        <w:t>［search］https://www.klgates.com/President-Trump-Announces-Reciprocal-Tariffs-Beginning-5-April-2025-4-2-2025　抓取于 2026-07-05T08:18:37+00:00　查询：{'query': 'Trump tariff announcement April 2025', 'backend': 'tavily', 'max_results': 5}</w:t>
+        <w:t>［search］</w:t>
+      </w:r>
+      <w:hyperlink r:id="rId16">
+        <w:r>
+          <w:rPr>
+            <w:rFonts w:ascii="Helvetica Neue" w:hAnsi="Helvetica Neue" w:cs="Helvetica Neue" w:eastAsia="PingFang SC" w:hint="eastAsia"/>
+            <w:color w:val="0563C1"/>
+            <w:u w:val="single"/>
+          </w:rPr>
+          <w:t>https://www.klgates.com/President-Trump-Announces-Reciprocal-Tariffs-Beginning-5-April-2025-4-2-2025</w:t>
+        </w:r>
+      </w:hyperlink>
+      <w:r>
+        <w:t xml:space="preserve">　抓取于 2026-07-05T08:18:37+00:00　查询：{'query': 'Trump tariff announcement April 2025', 'backend': 'tavily', 'max_results': 5}</w:t>
       </w:r>
     </w:p>
     <w:p>
@@ -4216,7 +4332,20 @@
         <w:t>ev-s-20260705-745a-11</w:t>
       </w:r>
       <w:r>
-        <w:t>［search］https://www.huri.harvard.edu/russo-ukrainian-war　抓取于 2026-07-05T08:18:37+00:00　查询：{'query': 'Russia Ukraine war start date February 2022', 'backend': 'tavily', 'max_results': 5}</w:t>
+        <w:t>［search］</w:t>
+      </w:r>
+      <w:hyperlink r:id="rId17">
+        <w:r>
+          <w:rPr>
+            <w:rFonts w:ascii="Helvetica Neue" w:hAnsi="Helvetica Neue" w:cs="Helvetica Neue" w:eastAsia="PingFang SC" w:hint="eastAsia"/>
+            <w:color w:val="0563C1"/>
+            <w:u w:val="single"/>
+          </w:rPr>
+          <w:t>https://www.huri.harvard.edu/russo-ukrainian-war</w:t>
+        </w:r>
+      </w:hyperlink>
+      <w:r>
+        <w:t xml:space="preserve">　抓取于 2026-07-05T08:18:37+00:00　查询：{'query': 'Russia Ukraine war start date February 2022', 'backend': 'tavily', 'max_results': 5}</w:t>
       </w:r>
     </w:p>
     <w:p>
@@ -4230,7 +4359,20 @@
         <w:t>ev-s-20260705-745a-12</w:t>
       </w:r>
       <w:r>
-        <w:t>［news］https://hn.algolia.com/api/v1/search_by_date?query=inflation&amp;tags=story&amp;hitsPerPage=30&amp;numericFilters=created_at_i%3E%3D1626480000%2Ccreated_at_i%3C%3D1640303999　抓取于 2026-07-05T08:19:20+00:00　查询：{'query': 'inflation', 'start': '2021-07-17', 'end': '2021-12-23', 'source': 'hn-algolia'}</w:t>
+        <w:t>［news］</w:t>
+      </w:r>
+      <w:hyperlink r:id="rId18">
+        <w:r>
+          <w:rPr>
+            <w:rFonts w:ascii="Helvetica Neue" w:hAnsi="Helvetica Neue" w:cs="Helvetica Neue" w:eastAsia="PingFang SC" w:hint="eastAsia"/>
+            <w:color w:val="0563C1"/>
+            <w:u w:val="single"/>
+          </w:rPr>
+          <w:t>https://hn.algolia.com/api/v1/search_by_date?query=inflation&amp;tags=story&amp;hitsPerPage=30&amp;numericFilters=created_at_i%3E%3D1626480000%2Ccreated_at_i%3C%3D1640303999</w:t>
+        </w:r>
+      </w:hyperlink>
+      <w:r>
+        <w:t xml:space="preserve">　抓取于 2026-07-05T08:19:20+00:00　查询：{'query': 'inflation', 'start': '2021-07-17', 'end': '2021-12-23', 'source': 'hn-algolia'}</w:t>
       </w:r>
     </w:p>
     <w:p>
@@ -4244,7 +4386,20 @@
         <w:t>ev-s-20260705-745a-13</w:t>
       </w:r>
       <w:r>
-        <w:t>［news］https://hn.algolia.com/api/v1/search_by_date?query=gold&amp;tags=story&amp;hitsPerPage=30&amp;numericFilters=created_at_i%3E%3D1626480000%2Ccreated_at_i%3C%3D1640303999　抓取于 2026-07-05T08:19:20+00:00　查询：{'query': 'gold', 'start': '2021-07-17', 'end': '2021-12-23', 'source': 'hn-algolia'}</w:t>
+        <w:t>［news］</w:t>
+      </w:r>
+      <w:hyperlink r:id="rId19">
+        <w:r>
+          <w:rPr>
+            <w:rFonts w:ascii="Helvetica Neue" w:hAnsi="Helvetica Neue" w:cs="Helvetica Neue" w:eastAsia="PingFang SC" w:hint="eastAsia"/>
+            <w:color w:val="0563C1"/>
+            <w:u w:val="single"/>
+          </w:rPr>
+          <w:t>https://hn.algolia.com/api/v1/search_by_date?query=gold&amp;tags=story&amp;hitsPerPage=30&amp;numericFilters=created_at_i%3E%3D1626480000%2Ccreated_at_i%3C%3D1640303999</w:t>
+        </w:r>
+      </w:hyperlink>
+      <w:r>
+        <w:t xml:space="preserve">　抓取于 2026-07-05T08:19:20+00:00　查询：{'query': 'gold', 'start': '2021-07-17', 'end': '2021-12-23', 'source': 'hn-algolia'}</w:t>
       </w:r>
     </w:p>
     <w:p>
@@ -4258,7 +4413,20 @@
         <w:t>ev-s-20260705-745a-14</w:t>
       </w:r>
       <w:r>
-        <w:t>［news］https://hn.algolia.com/api/v1/search_by_date?query=bitcoin&amp;tags=story&amp;hitsPerPage=30&amp;numericFilters=created_at_i%3E%3D1626480000%2Ccreated_at_i%3C%3D1640303999　抓取于 2026-07-05T08:19:20+00:00　查询：{'query': 'bitcoin', 'start': '2021-07-17', 'end': '2021-12-23', 'source': 'hn-algolia'}</w:t>
+        <w:t>［news］</w:t>
+      </w:r>
+      <w:hyperlink r:id="rId20">
+        <w:r>
+          <w:rPr>
+            <w:rFonts w:ascii="Helvetica Neue" w:hAnsi="Helvetica Neue" w:cs="Helvetica Neue" w:eastAsia="PingFang SC" w:hint="eastAsia"/>
+            <w:color w:val="0563C1"/>
+            <w:u w:val="single"/>
+          </w:rPr>
+          <w:t>https://hn.algolia.com/api/v1/search_by_date?query=bitcoin&amp;tags=story&amp;hitsPerPage=30&amp;numericFilters=created_at_i%3E%3D1626480000%2Ccreated_at_i%3C%3D1640303999</w:t>
+        </w:r>
+      </w:hyperlink>
+      <w:r>
+        <w:t xml:space="preserve">　抓取于 2026-07-05T08:19:20+00:00　查询：{'query': 'bitcoin', 'start': '2021-07-17', 'end': '2021-12-23', 'source': 'hn-algolia'}</w:t>
       </w:r>
     </w:p>
     <w:p>
@@ -4272,7 +4440,20 @@
         <w:t>ev-s-20260705-745a-15</w:t>
       </w:r>
       <w:r>
-        <w:t>［news］https://hn.algolia.com/api/v1/search_by_date?query=russia&amp;tags=story&amp;hitsPerPage=30&amp;numericFilters=created_at_i%3E%3D1641945600%2Ccreated_at_i%3C%3D1650326399　抓取于 2026-07-05T08:19:28+00:00　查询：{'query': 'russia', 'start': '2022-01-12', 'end': '2022-04-18', 'source': 'hn-algolia'}</w:t>
+        <w:t>［news］</w:t>
+      </w:r>
+      <w:hyperlink r:id="rId21">
+        <w:r>
+          <w:rPr>
+            <w:rFonts w:ascii="Helvetica Neue" w:hAnsi="Helvetica Neue" w:cs="Helvetica Neue" w:eastAsia="PingFang SC" w:hint="eastAsia"/>
+            <w:color w:val="0563C1"/>
+            <w:u w:val="single"/>
+          </w:rPr>
+          <w:t>https://hn.algolia.com/api/v1/search_by_date?query=russia&amp;tags=story&amp;hitsPerPage=30&amp;numericFilters=created_at_i%3E%3D1641945600%2Ccreated_at_i%3C%3D1650326399</w:t>
+        </w:r>
+      </w:hyperlink>
+      <w:r>
+        <w:t xml:space="preserve">　抓取于 2026-07-05T08:19:28+00:00　查询：{'query': 'russia', 'start': '2022-01-12', 'end': '2022-04-18', 'source': 'hn-algolia'}</w:t>
       </w:r>
     </w:p>
     <w:p>
@@ -4286,7 +4467,20 @@
         <w:t>ev-s-20260705-745a-16</w:t>
       </w:r>
       <w:r>
-        <w:t>［news］https://hn.algolia.com/api/v1/search_by_date?query=bitcoin&amp;tags=story&amp;hitsPerPage=30&amp;numericFilters=created_at_i%3E%3D1641945600%2Ccreated_at_i%3C%3D1650326399　抓取于 2026-07-05T08:19:28+00:00　查询：{'query': 'bitcoin', 'start': '2022-01-12', 'end': '2022-04-18', 'source': 'hn-algolia'}</w:t>
+        <w:t>［news］</w:t>
+      </w:r>
+      <w:hyperlink r:id="rId22">
+        <w:r>
+          <w:rPr>
+            <w:rFonts w:ascii="Helvetica Neue" w:hAnsi="Helvetica Neue" w:cs="Helvetica Neue" w:eastAsia="PingFang SC" w:hint="eastAsia"/>
+            <w:color w:val="0563C1"/>
+            <w:u w:val="single"/>
+          </w:rPr>
+          <w:t>https://hn.algolia.com/api/v1/search_by_date?query=bitcoin&amp;tags=story&amp;hitsPerPage=30&amp;numericFilters=created_at_i%3E%3D1641945600%2Ccreated_at_i%3C%3D1650326399</w:t>
+        </w:r>
+      </w:hyperlink>
+      <w:r>
+        <w:t xml:space="preserve">　抓取于 2026-07-05T08:19:28+00:00　查询：{'query': 'bitcoin', 'start': '2022-01-12', 'end': '2022-04-18', 'source': 'hn-algolia'}</w:t>
       </w:r>
     </w:p>
     <w:p>
@@ -4300,7 +4494,20 @@
         <w:t>ev-s-20260705-745a-17</w:t>
       </w:r>
       <w:r>
-        <w:t>［news］https://hn.algolia.com/api/v1/search_by_date?query=fed&amp;tags=story&amp;hitsPerPage=30&amp;numericFilters=created_at_i%3E%3D1641945600%2Ccreated_at_i%3C%3D1650326399　抓取于 2026-07-05T08:19:29+00:00　查询：{'query': 'fed', 'start': '2022-01-12', 'end': '2022-04-18', 'source': 'hn-algolia'}</w:t>
+        <w:t>［news］</w:t>
+      </w:r>
+      <w:hyperlink r:id="rId23">
+        <w:r>
+          <w:rPr>
+            <w:rFonts w:ascii="Helvetica Neue" w:hAnsi="Helvetica Neue" w:cs="Helvetica Neue" w:eastAsia="PingFang SC" w:hint="eastAsia"/>
+            <w:color w:val="0563C1"/>
+            <w:u w:val="single"/>
+          </w:rPr>
+          <w:t>https://hn.algolia.com/api/v1/search_by_date?query=fed&amp;tags=story&amp;hitsPerPage=30&amp;numericFilters=created_at_i%3E%3D1641945600%2Ccreated_at_i%3C%3D1650326399</w:t>
+        </w:r>
+      </w:hyperlink>
+      <w:r>
+        <w:t xml:space="preserve">　抓取于 2026-07-05T08:19:29+00:00　查询：{'query': 'fed', 'start': '2022-01-12', 'end': '2022-04-18', 'source': 'hn-algolia'}</w:t>
       </w:r>
     </w:p>
     <w:p>
@@ -4314,7 +4521,20 @@
         <w:t>ev-s-20260705-745a-18</w:t>
       </w:r>
       <w:r>
-        <w:t>［news］https://hn.algolia.com/api/v1/search_by_date?query=bitcoin&amp;tags=story&amp;hitsPerPage=30&amp;numericFilters=created_at_i%3E%3D1656892800%2Ccreated_at_i%3C%3D1665014399　抓取于 2026-07-05T08:19:47+00:00　查询：{'query': 'bitcoin', 'start': '2022-07-04', 'end': '2022-10-05', 'source': 'hn-algolia'}</w:t>
+        <w:t>［news］</w:t>
+      </w:r>
+      <w:hyperlink r:id="rId24">
+        <w:r>
+          <w:rPr>
+            <w:rFonts w:ascii="Helvetica Neue" w:hAnsi="Helvetica Neue" w:cs="Helvetica Neue" w:eastAsia="PingFang SC" w:hint="eastAsia"/>
+            <w:color w:val="0563C1"/>
+            <w:u w:val="single"/>
+          </w:rPr>
+          <w:t>https://hn.algolia.com/api/v1/search_by_date?query=bitcoin&amp;tags=story&amp;hitsPerPage=30&amp;numericFilters=created_at_i%3E%3D1656892800%2Ccreated_at_i%3C%3D1665014399</w:t>
+        </w:r>
+      </w:hyperlink>
+      <w:r>
+        <w:t xml:space="preserve">　抓取于 2026-07-05T08:19:47+00:00　查询：{'query': 'bitcoin', 'start': '2022-07-04', 'end': '2022-10-05', 'source': 'hn-algolia'}</w:t>
       </w:r>
     </w:p>
     <w:p>
@@ -4328,7 +4548,20 @@
         <w:t>ev-s-20260705-745a-19</w:t>
       </w:r>
       <w:r>
-        <w:t>［news］https://hn.algolia.com/api/v1/search_by_date?query=rate+hike&amp;tags=story&amp;hitsPerPage=30&amp;numericFilters=created_at_i%3E%3D1656892800%2Ccreated_at_i%3C%3D1665014399　抓取于 2026-07-05T08:19:47+00:00　查询：{'query': 'rate hike', 'start': '2022-07-04', 'end': '2022-10-05', 'source': 'hn-algolia'}</w:t>
+        <w:t>［news］</w:t>
+      </w:r>
+      <w:hyperlink r:id="rId25">
+        <w:r>
+          <w:rPr>
+            <w:rFonts w:ascii="Helvetica Neue" w:hAnsi="Helvetica Neue" w:cs="Helvetica Neue" w:eastAsia="PingFang SC" w:hint="eastAsia"/>
+            <w:color w:val="0563C1"/>
+            <w:u w:val="single"/>
+          </w:rPr>
+          <w:t>https://hn.algolia.com/api/v1/search_by_date?query=rate+hike&amp;tags=story&amp;hitsPerPage=30&amp;numericFilters=created_at_i%3E%3D1656892800%2Ccreated_at_i%3C%3D1665014399</w:t>
+        </w:r>
+      </w:hyperlink>
+      <w:r>
+        <w:t xml:space="preserve">　抓取于 2026-07-05T08:19:47+00:00　查询：{'query': 'rate hike', 'start': '2022-07-04', 'end': '2022-10-05', 'source': 'hn-algolia'}</w:t>
       </w:r>
     </w:p>
     <w:p>
@@ -4342,7 +4575,20 @@
         <w:t>ev-s-20260705-745a-20</w:t>
       </w:r>
       <w:r>
-        <w:t>［news］https://hn.algolia.com/api/v1/search_by_date?query=cpi&amp;tags=story&amp;hitsPerPage=30&amp;numericFilters=created_at_i%3E%3D1656892800%2Ccreated_at_i%3C%3D1665014399　抓取于 2026-07-05T08:19:47+00:00　查询：{'query': 'cpi', 'start': '2022-07-04', 'end': '2022-10-05', 'source': 'hn-algolia'}</w:t>
+        <w:t>［news］</w:t>
+      </w:r>
+      <w:hyperlink r:id="rId26">
+        <w:r>
+          <w:rPr>
+            <w:rFonts w:ascii="Helvetica Neue" w:hAnsi="Helvetica Neue" w:cs="Helvetica Neue" w:eastAsia="PingFang SC" w:hint="eastAsia"/>
+            <w:color w:val="0563C1"/>
+            <w:u w:val="single"/>
+          </w:rPr>
+          <w:t>https://hn.algolia.com/api/v1/search_by_date?query=cpi&amp;tags=story&amp;hitsPerPage=30&amp;numericFilters=created_at_i%3E%3D1656892800%2Ccreated_at_i%3C%3D1665014399</w:t>
+        </w:r>
+      </w:hyperlink>
+      <w:r>
+        <w:t xml:space="preserve">　抓取于 2026-07-05T08:19:47+00:00　查询：{'query': 'cpi', 'start': '2022-07-04', 'end': '2022-10-05', 'source': 'hn-algolia'}</w:t>
       </w:r>
     </w:p>
     <w:p>
@@ -4356,7 +4602,20 @@
         <w:t>ev-s-20260705-745a-21</w:t>
       </w:r>
       <w:r>
-        <w:t>［news］https://hn.algolia.com/api/v1/search_by_date?query=credit+suisse&amp;tags=story&amp;hitsPerPage=30&amp;numericFilters=created_at_i%3E%3D1672617600%2Ccreated_at_i%3C%3D1680047999　抓取于 2026-07-05T08:20:07+00:00　查询：{'query': 'credit suisse', 'start': '2023-01-02', 'end': '2023-03-28', 'source': 'hn-algolia'}</w:t>
+        <w:t>［news］</w:t>
+      </w:r>
+      <w:hyperlink r:id="rId27">
+        <w:r>
+          <w:rPr>
+            <w:rFonts w:ascii="Helvetica Neue" w:hAnsi="Helvetica Neue" w:cs="Helvetica Neue" w:eastAsia="PingFang SC" w:hint="eastAsia"/>
+            <w:color w:val="0563C1"/>
+            <w:u w:val="single"/>
+          </w:rPr>
+          <w:t>https://hn.algolia.com/api/v1/search_by_date?query=credit+suisse&amp;tags=story&amp;hitsPerPage=30&amp;numericFilters=created_at_i%3E%3D1672617600%2Ccreated_at_i%3C%3D1680047999</w:t>
+        </w:r>
+      </w:hyperlink>
+      <w:r>
+        <w:t xml:space="preserve">　抓取于 2026-07-05T08:20:07+00:00　查询：{'query': 'credit suisse', 'start': '2023-01-02', 'end': '2023-03-28', 'source': 'hn-algolia'}</w:t>
       </w:r>
     </w:p>
     <w:p>
@@ -4370,7 +4629,20 @@
         <w:t>ev-s-20260705-745a-22</w:t>
       </w:r>
       <w:r>
-        <w:t>［news］https://hn.algolia.com/api/v1/search_by_date?query=SVB&amp;tags=story&amp;hitsPerPage=30&amp;numericFilters=created_at_i%3E%3D1672617600%2Ccreated_at_i%3C%3D1680047999　抓取于 2026-07-05T08:20:07+00:00　查询：{'query': 'SVB', 'start': '2023-01-02', 'end': '2023-03-28', 'source': 'hn-algolia'}</w:t>
+        <w:t>［news］</w:t>
+      </w:r>
+      <w:hyperlink r:id="rId28">
+        <w:r>
+          <w:rPr>
+            <w:rFonts w:ascii="Helvetica Neue" w:hAnsi="Helvetica Neue" w:cs="Helvetica Neue" w:eastAsia="PingFang SC" w:hint="eastAsia"/>
+            <w:color w:val="0563C1"/>
+            <w:u w:val="single"/>
+          </w:rPr>
+          <w:t>https://hn.algolia.com/api/v1/search_by_date?query=SVB&amp;tags=story&amp;hitsPerPage=30&amp;numericFilters=created_at_i%3E%3D1672617600%2Ccreated_at_i%3C%3D1680047999</w:t>
+        </w:r>
+      </w:hyperlink>
+      <w:r>
+        <w:t xml:space="preserve">　抓取于 2026-07-05T08:20:07+00:00　查询：{'query': 'SVB', 'start': '2023-01-02', 'end': '2023-03-28', 'source': 'hn-algolia'}</w:t>
       </w:r>
     </w:p>
     <w:p>
@@ -4384,7 +4656,20 @@
         <w:t>ev-s-20260705-745a-23</w:t>
       </w:r>
       <w:r>
-        <w:t>［news］https://hn.algolia.com/api/v1/search_by_date?query=FTX&amp;tags=story&amp;hitsPerPage=30&amp;numericFilters=created_at_i%3E%3D1666915200%2Ccreated_at_i%3C%3D1670543999　抓取于 2026-07-05T08:20:07+00:00　查询：{'query': 'FTX', 'start': '2022-10-28', 'end': '2022-12-08', 'source': 'hn-algolia'}</w:t>
+        <w:t>［news］</w:t>
+      </w:r>
+      <w:hyperlink r:id="rId29">
+        <w:r>
+          <w:rPr>
+            <w:rFonts w:ascii="Helvetica Neue" w:hAnsi="Helvetica Neue" w:cs="Helvetica Neue" w:eastAsia="PingFang SC" w:hint="eastAsia"/>
+            <w:color w:val="0563C1"/>
+            <w:u w:val="single"/>
+          </w:rPr>
+          <w:t>https://hn.algolia.com/api/v1/search_by_date?query=FTX&amp;tags=story&amp;hitsPerPage=30&amp;numericFilters=created_at_i%3E%3D1666915200%2Ccreated_at_i%3C%3D1670543999</w:t>
+        </w:r>
+      </w:hyperlink>
+      <w:r>
+        <w:t xml:space="preserve">　抓取于 2026-07-05T08:20:07+00:00　查询：{'query': 'FTX', 'start': '2022-10-28', 'end': '2022-12-08', 'source': 'hn-algolia'}</w:t>
       </w:r>
     </w:p>
     <w:p>
@@ -4398,7 +4683,20 @@
         <w:t>ev-s-20260705-745a-24</w:t>
       </w:r>
       <w:r>
-        <w:t>［news］https://hn.algolia.com/api/v1/search_by_date?query=blackrock&amp;tags=story&amp;hitsPerPage=30&amp;numericFilters=created_at_i%3E%3D1683590400%2Ccreated_at_i%3C%3D1702339199　抓取于 2026-07-05T08:20:27+00:00　查询：{'query': 'blackrock', 'start': '2023-05-09', 'end': '2023-12-11', 'source': 'hn-algolia'}</w:t>
+        <w:t>［news］</w:t>
+      </w:r>
+      <w:hyperlink r:id="rId30">
+        <w:r>
+          <w:rPr>
+            <w:rFonts w:ascii="Helvetica Neue" w:hAnsi="Helvetica Neue" w:cs="Helvetica Neue" w:eastAsia="PingFang SC" w:hint="eastAsia"/>
+            <w:color w:val="0563C1"/>
+            <w:u w:val="single"/>
+          </w:rPr>
+          <w:t>https://hn.algolia.com/api/v1/search_by_date?query=blackrock&amp;tags=story&amp;hitsPerPage=30&amp;numericFilters=created_at_i%3E%3D1683590400%2Ccreated_at_i%3C%3D1702339199</w:t>
+        </w:r>
+      </w:hyperlink>
+      <w:r>
+        <w:t xml:space="preserve">　抓取于 2026-07-05T08:20:27+00:00　查询：{'query': 'blackrock', 'start': '2023-05-09', 'end': '2023-12-11', 'source': 'hn-algolia'}</w:t>
       </w:r>
     </w:p>
     <w:p>
@@ -4412,7 +4710,20 @@
         <w:t>ev-s-20260705-745a-25</w:t>
       </w:r>
       <w:r>
-        <w:t>［news］https://hn.algolia.com/api/v1/search_by_date?query=debt+ceiling&amp;tags=story&amp;hitsPerPage=30&amp;numericFilters=created_at_i%3E%3D1683590400%2Ccreated_at_i%3C%3D1702339199　抓取于 2026-07-05T08:20:27+00:00　查询：{'query': 'debt ceiling', 'start': '2023-05-09', 'end': '2023-12-11', 'source': 'hn-algolia'}</w:t>
+        <w:t>［news］</w:t>
+      </w:r>
+      <w:hyperlink r:id="rId31">
+        <w:r>
+          <w:rPr>
+            <w:rFonts w:ascii="Helvetica Neue" w:hAnsi="Helvetica Neue" w:cs="Helvetica Neue" w:eastAsia="PingFang SC" w:hint="eastAsia"/>
+            <w:color w:val="0563C1"/>
+            <w:u w:val="single"/>
+          </w:rPr>
+          <w:t>https://hn.algolia.com/api/v1/search_by_date?query=debt+ceiling&amp;tags=story&amp;hitsPerPage=30&amp;numericFilters=created_at_i%3E%3D1683590400%2Ccreated_at_i%3C%3D1702339199</w:t>
+        </w:r>
+      </w:hyperlink>
+      <w:r>
+        <w:t xml:space="preserve">　抓取于 2026-07-05T08:20:27+00:00　查询：{'query': 'debt ceiling', 'start': '2023-05-09', 'end': '2023-12-11', 'source': 'hn-algolia'}</w:t>
       </w:r>
     </w:p>
     <w:p>
@@ -4426,7 +4737,20 @@
         <w:t>ev-s-20260705-745a-26</w:t>
       </w:r>
       <w:r>
-        <w:t>［news］https://hn.algolia.com/api/v1/search_by_date?query=gold&amp;tags=story&amp;hitsPerPage=30&amp;numericFilters=created_at_i%3E%3D1683590400%2Ccreated_at_i%3C%3D1702339199　抓取于 2026-07-05T08:20:27+00:00　查询：{'query': 'gold', 'start': '2023-05-09', 'end': '2023-12-11', 'source': 'hn-algolia'}</w:t>
+        <w:t>［news］</w:t>
+      </w:r>
+      <w:hyperlink r:id="rId32">
+        <w:r>
+          <w:rPr>
+            <w:rFonts w:ascii="Helvetica Neue" w:hAnsi="Helvetica Neue" w:cs="Helvetica Neue" w:eastAsia="PingFang SC" w:hint="eastAsia"/>
+            <w:color w:val="0563C1"/>
+            <w:u w:val="single"/>
+          </w:rPr>
+          <w:t>https://hn.algolia.com/api/v1/search_by_date?query=gold&amp;tags=story&amp;hitsPerPage=30&amp;numericFilters=created_at_i%3E%3D1683590400%2Ccreated_at_i%3C%3D1702339199</w:t>
+        </w:r>
+      </w:hyperlink>
+      <w:r>
+        <w:t xml:space="preserve">　抓取于 2026-07-05T08:20:27+00:00　查询：{'query': 'gold', 'start': '2023-05-09', 'end': '2023-12-11', 'source': 'hn-algolia'}</w:t>
       </w:r>
     </w:p>
     <w:p>
@@ -4440,7 +4764,20 @@
         <w:t>ev-s-20260705-745a-27</w:t>
       </w:r>
       <w:r>
-        <w:t>［news］https://hn.algolia.com/api/v1/search_by_date?query=rate+cut&amp;tags=story&amp;hitsPerPage=30&amp;numericFilters=created_at_i%3E%3D1717113600%2Ccreated_at_i%3C%3D1727395199　抓取于 2026-07-05T08:20:49+00:00　查询：{'query': 'rate cut', 'start': '2024-05-31', 'end': '2024-09-26', 'source': 'hn-algolia'}</w:t>
+        <w:t>［news］</w:t>
+      </w:r>
+      <w:hyperlink r:id="rId33">
+        <w:r>
+          <w:rPr>
+            <w:rFonts w:ascii="Helvetica Neue" w:hAnsi="Helvetica Neue" w:cs="Helvetica Neue" w:eastAsia="PingFang SC" w:hint="eastAsia"/>
+            <w:color w:val="0563C1"/>
+            <w:u w:val="single"/>
+          </w:rPr>
+          <w:t>https://hn.algolia.com/api/v1/search_by_date?query=rate+cut&amp;tags=story&amp;hitsPerPage=30&amp;numericFilters=created_at_i%3E%3D1717113600%2Ccreated_at_i%3C%3D1727395199</w:t>
+        </w:r>
+      </w:hyperlink>
+      <w:r>
+        <w:t xml:space="preserve">　抓取于 2026-07-05T08:20:49+00:00　查询：{'query': 'rate cut', 'start': '2024-05-31', 'end': '2024-09-26', 'source': 'hn-algolia'}</w:t>
       </w:r>
     </w:p>
     <w:p>
@@ -4454,7 +4791,20 @@
         <w:t>ev-s-20260705-745a-28</w:t>
       </w:r>
       <w:r>
-        <w:t>［news］https://hn.algolia.com/api/v1/search_by_date?query=gold&amp;tags=story&amp;hitsPerPage=30&amp;numericFilters=created_at_i%3E%3D1717113600%2Ccreated_at_i%3C%3D1727395199　抓取于 2026-07-05T08:20:49+00:00　查询：{'query': 'gold', 'start': '2024-05-31', 'end': '2024-09-26', 'source': 'hn-algolia'}</w:t>
+        <w:t>［news］</w:t>
+      </w:r>
+      <w:hyperlink r:id="rId34">
+        <w:r>
+          <w:rPr>
+            <w:rFonts w:ascii="Helvetica Neue" w:hAnsi="Helvetica Neue" w:cs="Helvetica Neue" w:eastAsia="PingFang SC" w:hint="eastAsia"/>
+            <w:color w:val="0563C1"/>
+            <w:u w:val="single"/>
+          </w:rPr>
+          <w:t>https://hn.algolia.com/api/v1/search_by_date?query=gold&amp;tags=story&amp;hitsPerPage=30&amp;numericFilters=created_at_i%3E%3D1717113600%2Ccreated_at_i%3C%3D1727395199</w:t>
+        </w:r>
+      </w:hyperlink>
+      <w:r>
+        <w:t xml:space="preserve">　抓取于 2026-07-05T08:20:49+00:00　查询：{'query': 'gold', 'start': '2024-05-31', 'end': '2024-09-26', 'source': 'hn-algolia'}</w:t>
       </w:r>
     </w:p>
     <w:p>
@@ -4468,7 +4818,20 @@
         <w:t>ev-s-20260705-745a-29</w:t>
       </w:r>
       <w:r>
-        <w:t>［news］https://hn.algolia.com/api/v1/search_by_date?query=ETF&amp;tags=story&amp;hitsPerPage=30&amp;numericFilters=created_at_i%3E%3D1705276800%2Ccreated_at_i%3C%3D1717113599　抓取于 2026-07-05T08:20:49+00:00　查询：{'query': 'ETF', 'start': '2024-01-15', 'end': '2024-05-30', 'source': 'hn-algolia'}</w:t>
+        <w:t>［news］</w:t>
+      </w:r>
+      <w:hyperlink r:id="rId35">
+        <w:r>
+          <w:rPr>
+            <w:rFonts w:ascii="Helvetica Neue" w:hAnsi="Helvetica Neue" w:cs="Helvetica Neue" w:eastAsia="PingFang SC" w:hint="eastAsia"/>
+            <w:color w:val="0563C1"/>
+            <w:u w:val="single"/>
+          </w:rPr>
+          <w:t>https://hn.algolia.com/api/v1/search_by_date?query=ETF&amp;tags=story&amp;hitsPerPage=30&amp;numericFilters=created_at_i%3E%3D1705276800%2Ccreated_at_i%3C%3D1717113599</w:t>
+        </w:r>
+      </w:hyperlink>
+      <w:r>
+        <w:t xml:space="preserve">　抓取于 2026-07-05T08:20:49+00:00　查询：{'query': 'ETF', 'start': '2024-01-15', 'end': '2024-05-30', 'source': 'hn-algolia'}</w:t>
       </w:r>
     </w:p>
     <w:p>
@@ -4482,7 +4845,20 @@
         <w:t>ev-s-20260705-745a-30</w:t>
       </w:r>
       <w:r>
-        <w:t>［news］https://hn.algolia.com/api/v1/search_by_date?query=tariff&amp;tags=story&amp;hitsPerPage=30&amp;numericFilters=created_at_i%3E%3D1730246400%2Ccreated_at_i%3C%3D1744329599　抓取于 2026-07-05T08:21:08+00:00　查询：{'query': 'tariff', 'start': '2024-10-30', 'end': '2025-04-10', 'source': 'hn-algolia'}</w:t>
+        <w:t>［news］</w:t>
+      </w:r>
+      <w:hyperlink r:id="rId36">
+        <w:r>
+          <w:rPr>
+            <w:rFonts w:ascii="Helvetica Neue" w:hAnsi="Helvetica Neue" w:cs="Helvetica Neue" w:eastAsia="PingFang SC" w:hint="eastAsia"/>
+            <w:color w:val="0563C1"/>
+            <w:u w:val="single"/>
+          </w:rPr>
+          <w:t>https://hn.algolia.com/api/v1/search_by_date?query=tariff&amp;tags=story&amp;hitsPerPage=30&amp;numericFilters=created_at_i%3E%3D1730246400%2Ccreated_at_i%3C%3D1744329599</w:t>
+        </w:r>
+      </w:hyperlink>
+      <w:r>
+        <w:t xml:space="preserve">　抓取于 2026-07-05T08:21:08+00:00　查询：{'query': 'tariff', 'start': '2024-10-30', 'end': '2025-04-10', 'source': 'hn-algolia'}</w:t>
       </w:r>
     </w:p>
     <w:p>
@@ -4496,7 +4872,20 @@
         <w:t>ev-s-20260705-745a-31</w:t>
       </w:r>
       <w:r>
-        <w:t>［news］https://hn.algolia.com/api/v1/search_by_date?query=trump&amp;tags=story&amp;hitsPerPage=30&amp;numericFilters=created_at_i%3E%3D1730246400%2Ccreated_at_i%3C%3D1744329599　抓取于 2026-07-05T08:21:08+00:00　查询：{'query': 'trump', 'start': '2024-10-30', 'end': '2025-04-10', 'source': 'hn-algolia'}</w:t>
+        <w:t>［news］</w:t>
+      </w:r>
+      <w:hyperlink r:id="rId37">
+        <w:r>
+          <w:rPr>
+            <w:rFonts w:ascii="Helvetica Neue" w:hAnsi="Helvetica Neue" w:cs="Helvetica Neue" w:eastAsia="PingFang SC" w:hint="eastAsia"/>
+            <w:color w:val="0563C1"/>
+            <w:u w:val="single"/>
+          </w:rPr>
+          <w:t>https://hn.algolia.com/api/v1/search_by_date?query=trump&amp;tags=story&amp;hitsPerPage=30&amp;numericFilters=created_at_i%3E%3D1730246400%2Ccreated_at_i%3C%3D1744329599</w:t>
+        </w:r>
+      </w:hyperlink>
+      <w:r>
+        <w:t xml:space="preserve">　抓取于 2026-07-05T08:21:08+00:00　查询：{'query': 'trump', 'start': '2024-10-30', 'end': '2025-04-10', 'source': 'hn-algolia'}</w:t>
       </w:r>
     </w:p>
     <w:p>
@@ -4510,7 +4899,20 @@
         <w:t>ev-s-20260705-745a-32</w:t>
       </w:r>
       <w:r>
-        <w:t>［news］https://hn.algolia.com/api/v1/search_by_date?query=deepseek&amp;tags=story&amp;hitsPerPage=30&amp;numericFilters=created_at_i%3E%3D1730246400%2Ccreated_at_i%3C%3D1744329599　抓取于 2026-07-05T08:21:08+00:00　查询：{'query': 'deepseek', 'start': '2024-10-30', 'end': '2025-04-10', 'source': 'hn-algolia'}</w:t>
+        <w:t>［news］</w:t>
+      </w:r>
+      <w:hyperlink r:id="rId38">
+        <w:r>
+          <w:rPr>
+            <w:rFonts w:ascii="Helvetica Neue" w:hAnsi="Helvetica Neue" w:cs="Helvetica Neue" w:eastAsia="PingFang SC" w:hint="eastAsia"/>
+            <w:color w:val="0563C1"/>
+            <w:u w:val="single"/>
+          </w:rPr>
+          <w:t>https://hn.algolia.com/api/v1/search_by_date?query=deepseek&amp;tags=story&amp;hitsPerPage=30&amp;numericFilters=created_at_i%3E%3D1730246400%2Ccreated_at_i%3C%3D1744329599</w:t>
+        </w:r>
+      </w:hyperlink>
+      <w:r>
+        <w:t xml:space="preserve">　抓取于 2026-07-05T08:21:08+00:00　查询：{'query': 'deepseek', 'start': '2024-10-30', 'end': '2025-04-10', 'source': 'hn-algolia'}</w:t>
       </w:r>
     </w:p>
     <w:p>
@@ -4524,7 +4926,20 @@
         <w:t>ev-s-20260705-745a-33</w:t>
       </w:r>
       <w:r>
-        <w:t>［news］https://hn.algolia.com/api/v1/search_by_date?query=bitcoin&amp;tags=story&amp;hitsPerPage=30&amp;numericFilters=created_at_i%3E%3D1753401600%2Ccreated_at_i%3C%3D1781308799　抓取于 2026-07-05T08:21:40+00:00　查询：{'query': 'bitcoin', 'start': '2025-07-25', 'end': '2026-06-12', 'source': 'hn-algolia'}</w:t>
+        <w:t>［news］</w:t>
+      </w:r>
+      <w:hyperlink r:id="rId39">
+        <w:r>
+          <w:rPr>
+            <w:rFonts w:ascii="Helvetica Neue" w:hAnsi="Helvetica Neue" w:cs="Helvetica Neue" w:eastAsia="PingFang SC" w:hint="eastAsia"/>
+            <w:color w:val="0563C1"/>
+            <w:u w:val="single"/>
+          </w:rPr>
+          <w:t>https://hn.algolia.com/api/v1/search_by_date?query=bitcoin&amp;tags=story&amp;hitsPerPage=30&amp;numericFilters=created_at_i%3E%3D1753401600%2Ccreated_at_i%3C%3D1781308799</w:t>
+        </w:r>
+      </w:hyperlink>
+      <w:r>
+        <w:t xml:space="preserve">　抓取于 2026-07-05T08:21:40+00:00　查询：{'query': 'bitcoin', 'start': '2025-07-25', 'end': '2026-06-12', 'source': 'hn-algolia'}</w:t>
       </w:r>
     </w:p>
     <w:p>
@@ -4538,7 +4953,20 @@
         <w:t>ev-s-20260705-745a-34</w:t>
       </w:r>
       <w:r>
-        <w:t>［news］https://hn.algolia.com/api/v1/search_by_date?query=gold&amp;tags=story&amp;hitsPerPage=30&amp;numericFilters=created_at_i%3E%3D1753401600%2Ccreated_at_i%3C%3D1781308799　抓取于 2026-07-05T08:21:40+00:00　查询：{'query': 'gold', 'start': '2025-07-25', 'end': '2026-06-12', 'source': 'hn-algolia'}</w:t>
+        <w:t>［news］</w:t>
+      </w:r>
+      <w:hyperlink r:id="rId40">
+        <w:r>
+          <w:rPr>
+            <w:rFonts w:ascii="Helvetica Neue" w:hAnsi="Helvetica Neue" w:cs="Helvetica Neue" w:eastAsia="PingFang SC" w:hint="eastAsia"/>
+            <w:color w:val="0563C1"/>
+            <w:u w:val="single"/>
+          </w:rPr>
+          <w:t>https://hn.algolia.com/api/v1/search_by_date?query=gold&amp;tags=story&amp;hitsPerPage=30&amp;numericFilters=created_at_i%3E%3D1753401600%2Ccreated_at_i%3C%3D1781308799</w:t>
+        </w:r>
+      </w:hyperlink>
+      <w:r>
+        <w:t xml:space="preserve">　抓取于 2026-07-05T08:21:40+00:00　查询：{'query': 'gold', 'start': '2025-07-25', 'end': '2026-06-12', 'source': 'hn-algolia'}</w:t>
       </w:r>
     </w:p>
     <w:p>
@@ -4552,7 +4980,20 @@
         <w:t>ev-s-20260705-745a-35</w:t>
       </w:r>
       <w:r>
-        <w:t>［news］https://hn.algolia.com/api/v1/search_by_date?query=fed&amp;tags=story&amp;hitsPerPage=30&amp;numericFilters=created_at_i%3E%3D1753401600%2Ccreated_at_i%3C%3D1781308799　抓取于 2026-07-05T08:21:40+00:00　查询：{'query': 'fed', 'start': '2025-07-25', 'end': '2026-06-12', 'source': 'hn-algolia'}</w:t>
+        <w:t>［news］</w:t>
+      </w:r>
+      <w:hyperlink r:id="rId41">
+        <w:r>
+          <w:rPr>
+            <w:rFonts w:ascii="Helvetica Neue" w:hAnsi="Helvetica Neue" w:cs="Helvetica Neue" w:eastAsia="PingFang SC" w:hint="eastAsia"/>
+            <w:color w:val="0563C1"/>
+            <w:u w:val="single"/>
+          </w:rPr>
+          <w:t>https://hn.algolia.com/api/v1/search_by_date?query=fed&amp;tags=story&amp;hitsPerPage=30&amp;numericFilters=created_at_i%3E%3D1753401600%2Ccreated_at_i%3C%3D1781308799</w:t>
+        </w:r>
+      </w:hyperlink>
+      <w:r>
+        <w:t xml:space="preserve">　抓取于 2026-07-05T08:21:40+00:00　查询：{'query': 'fed', 'start': '2025-07-25', 'end': '2026-06-12', 'source': 'hn-algolia'}</w:t>
       </w:r>
     </w:p>
     <w:p>
@@ -4566,7 +5007,20 @@
         <w:t>ev-s-20260705-745a-36</w:t>
       </w:r>
       <w:r>
-        <w:t>［search］https://www.chards.co.uk/guides/brics-summit-2023-is-the-gold-backed-digital-currency-coming/1198　抓取于 2026-07-05T08:22:01+00:00　查询：{'query': 'BRICS gold currency expansion 2023 2024', 'backend': 'tavily', 'max_results': 5}</w:t>
+        <w:t>［search］</w:t>
+      </w:r>
+      <w:hyperlink r:id="rId42">
+        <w:r>
+          <w:rPr>
+            <w:rFonts w:ascii="Helvetica Neue" w:hAnsi="Helvetica Neue" w:cs="Helvetica Neue" w:eastAsia="PingFang SC" w:hint="eastAsia"/>
+            <w:color w:val="0563C1"/>
+            <w:u w:val="single"/>
+          </w:rPr>
+          <w:t>https://www.chards.co.uk/guides/brics-summit-2023-is-the-gold-backed-digital-currency-coming/1198</w:t>
+        </w:r>
+      </w:hyperlink>
+      <w:r>
+        <w:t xml:space="preserve">　抓取于 2026-07-05T08:22:01+00:00　查询：{'query': 'BRICS gold currency expansion 2023 2024', 'backend': 'tavily', 'max_results': 5}</w:t>
       </w:r>
     </w:p>
     <w:p>
@@ -4580,7 +5034,20 @@
         <w:t>ev-s-20260705-745a-37</w:t>
       </w:r>
       <w:r>
-        <w:t>［search］https://www.forbes.com/sites/garthfriesen/2025/03/15/gold-price-hits-record-3000-whats-driving-the-rally　抓取于 2026-07-05T08:22:01+00:00　查询：{'query': 'gold price above 3000 March 2025 record high', 'backend': 'tavily', 'max_results': 5}</w:t>
+        <w:t>［search］</w:t>
+      </w:r>
+      <w:hyperlink r:id="rId43">
+        <w:r>
+          <w:rPr>
+            <w:rFonts w:ascii="Helvetica Neue" w:hAnsi="Helvetica Neue" w:cs="Helvetica Neue" w:eastAsia="PingFang SC" w:hint="eastAsia"/>
+            <w:color w:val="0563C1"/>
+            <w:u w:val="single"/>
+          </w:rPr>
+          <w:t>https://www.forbes.com/sites/garthfriesen/2025/03/15/gold-price-hits-record-3000-whats-driving-the-rally</w:t>
+        </w:r>
+      </w:hyperlink>
+      <w:r>
+        <w:t xml:space="preserve">　抓取于 2026-07-05T08:22:01+00:00　查询：{'query': 'gold price above 3000 March 2025 record high', 'backend': 'tavily', 'max_results': 5}</w:t>
       </w:r>
     </w:p>
     <w:p>
@@ -4594,7 +5061,20 @@
         <w:t>ev-s-20260705-745a-38</w:t>
       </w:r>
       <w:r>
-        <w:t>［search］https://www.nytimes.com/2021/09/24/business/china-cryptocurrency-bitcoin.html　抓取于 2026-07-05T08:22:01+00:00　查询：{'query': 'China crypto ban September 2021 bitcoin mining', 'backend': 'tavily', 'max_results': 5}</w:t>
+        <w:t>［search］</w:t>
+      </w:r>
+      <w:hyperlink r:id="rId44">
+        <w:r>
+          <w:rPr>
+            <w:rFonts w:ascii="Helvetica Neue" w:hAnsi="Helvetica Neue" w:cs="Helvetica Neue" w:eastAsia="PingFang SC" w:hint="eastAsia"/>
+            <w:color w:val="0563C1"/>
+            <w:u w:val="single"/>
+          </w:rPr>
+          <w:t>https://www.nytimes.com/2021/09/24/business/china-cryptocurrency-bitcoin.html</w:t>
+        </w:r>
+      </w:hyperlink>
+      <w:r>
+        <w:t xml:space="preserve">　抓取于 2026-07-05T08:22:01+00:00　查询：{'query': 'China crypto ban September 2021 bitcoin mining', 'backend': 'tavily', 'max_results': 5}</w:t>
       </w:r>
     </w:p>
     <w:p>
@@ -4608,7 +5088,20 @@
         <w:t>ev-s-20260705-745a-39</w:t>
       </w:r>
       <w:r>
-        <w:t>［market_data］https://query2.finance.yahoo.com/v8/finance/chart/BTC-USD?period1=1625443200&amp;period2=1783296000&amp;interval=1d&amp;events=history　抓取于 2026-07-05T08:16:06+00:00　查询：{'ticker': 'BTC-USD', 'start': '2021-07-05', 'end': '2026-07-05', 'source': 'Yahoo Finance (query2)'}</w:t>
+        <w:t>［market_data］</w:t>
+      </w:r>
+      <w:hyperlink r:id="rId45">
+        <w:r>
+          <w:rPr>
+            <w:rFonts w:ascii="Helvetica Neue" w:hAnsi="Helvetica Neue" w:cs="Helvetica Neue" w:eastAsia="PingFang SC" w:hint="eastAsia"/>
+            <w:color w:val="0563C1"/>
+            <w:u w:val="single"/>
+          </w:rPr>
+          <w:t>https://query2.finance.yahoo.com/v8/finance/chart/BTC-USD?period1=1625443200&amp;period2=1783296000&amp;interval=1d&amp;events=history</w:t>
+        </w:r>
+      </w:hyperlink>
+      <w:r>
+        <w:t xml:space="preserve">　抓取于 2026-07-05T08:16:06+00:00　查询：{'ticker': 'BTC-USD', 'start': '2021-07-05', 'end': '2026-07-05', 'source': 'Yahoo Finance (query2)'}</w:t>
       </w:r>
     </w:p>
     <w:sectPr>
